--- a/Project.docx
+++ b/Project.docx
@@ -367,17 +367,7 @@
           <w:szCs w:val="28"/>
           <w:lang w:val="en-US"/>
         </w:rPr>
-        <w:t xml:space="preserve">BỘ MÔN </w:t>
-      </w:r>
-      <w:r>
-        <w:rPr>
-          <w:rFonts w:ascii="Times New Roman" w:hAnsi="Times New Roman" w:cs="Times New Roman"/>
-          <w:b/>
-          <w:sz w:val="28"/>
-          <w:szCs w:val="28"/>
-          <w:lang w:val="en-US"/>
-        </w:rPr>
-        <w:t>TRÍ TUỆ NHÂN TẠO</w:t>
+        <w:t>BỘ MÔN TRÍ TUỆ NHÂN TẠO</w:t>
       </w:r>
     </w:p>
     <w:p>
@@ -609,17 +599,7 @@
           <w:lang w:val="en-US"/>
         </w:rPr>
         <w:tab/>
-        <w:t>231330</w:t>
-      </w:r>
-      <w:r>
-        <w:rPr>
-          <w:rFonts w:ascii="Times New Roman" w:eastAsia="Times New Roman" w:hAnsi="Times New Roman" w:cs="Times New Roman"/>
-          <w:color w:val="000000"/>
-          <w:sz w:val="26"/>
-          <w:szCs w:val="26"/>
-          <w:lang w:val="en-US"/>
-        </w:rPr>
-        <w:t>35</w:t>
+        <w:t>23133035</w:t>
       </w:r>
     </w:p>
     <w:p>
@@ -647,17 +627,7 @@
           <w:szCs w:val="26"/>
           <w:lang w:val="en-US"/>
         </w:rPr>
-        <w:t xml:space="preserve">    2.  </w:t>
-      </w:r>
-      <w:r>
-        <w:rPr>
-          <w:rFonts w:ascii="Times New Roman" w:eastAsia="Times New Roman" w:hAnsi="Times New Roman" w:cs="Times New Roman"/>
-          <w:color w:val="000000"/>
-          <w:sz w:val="26"/>
-          <w:szCs w:val="26"/>
-          <w:lang w:val="en-US"/>
-        </w:rPr>
-        <w:t>Nguyễn Đình Tấn Lộc</w:t>
+        <w:t xml:space="preserve">    2.  Nguyễn Đình Tấn Lộc</w:t>
       </w:r>
       <w:r>
         <w:rPr>
@@ -1760,17 +1730,7 @@
           <w:lang w:val="en-US"/>
         </w:rPr>
         <w:lastRenderedPageBreak/>
-        <w:t xml:space="preserve">DANH SÁCH THÀNH VIÊN THAM GIA </w:t>
-      </w:r>
-      <w:r>
-        <w:rPr>
-          <w:rFonts w:ascii="Times New Roman" w:hAnsi="Times New Roman" w:cs="Times New Roman"/>
-          <w:b/>
-          <w:sz w:val="28"/>
-          <w:szCs w:val="28"/>
-          <w:lang w:val="en-US"/>
-        </w:rPr>
-        <w:t>ĐỒ ÁN</w:t>
+        <w:t>DANH SÁCH THÀNH VIÊN THAM GIA ĐỒ ÁN</w:t>
       </w:r>
     </w:p>
     <w:p>
@@ -2258,17 +2218,7 @@
                 <w:szCs w:val="26"/>
                 <w:lang w:val="en-US"/>
               </w:rPr>
-              <w:t>23133</w:t>
-            </w:r>
-            <w:r>
-              <w:rPr>
-                <w:rFonts w:eastAsia="Times New Roman" w:cs="Times New Roman"/>
-                <w:color w:val="000000"/>
-                <w:sz w:val="26"/>
-                <w:szCs w:val="26"/>
-                <w:lang w:val="en-US"/>
-              </w:rPr>
-              <w:t>035</w:t>
+              <w:t>23133035</w:t>
             </w:r>
           </w:p>
         </w:tc>
@@ -3746,7 +3696,73 @@
           <w:szCs w:val="26"/>
           <w:lang w:val="en-US"/>
         </w:rPr>
-        <w:t>Phạm vi đề tài</w:t>
+        <w:t>Yêu cầu của đề tài</w:t>
+      </w:r>
+    </w:p>
+    <w:p>
+      <w:pPr>
+        <w:pStyle w:val="ListParagraph"/>
+        <w:numPr>
+          <w:ilvl w:val="0"/>
+          <w:numId w:val="11"/>
+        </w:numPr>
+        <w:spacing w:line="360" w:lineRule="auto"/>
+        <w:ind w:left="1985" w:hanging="709"/>
+        <w:jc w:val="both"/>
+        <w:rPr>
+          <w:rFonts w:ascii="Times New Roman" w:hAnsi="Times New Roman" w:cs="Times New Roman"/>
+          <w:sz w:val="26"/>
+          <w:szCs w:val="26"/>
+          <w:lang w:val="en-US"/>
+        </w:rPr>
+      </w:pPr>
+      <w:r>
+        <w:rPr>
+          <w:rFonts w:ascii="Times New Roman" w:hAnsi="Times New Roman" w:cs="Times New Roman"/>
+          <w:sz w:val="26"/>
+          <w:szCs w:val="26"/>
+          <w:lang w:val="en-US"/>
+        </w:rPr>
+        <w:t>Yêu cầu về chức năng</w:t>
+      </w:r>
+    </w:p>
+    <w:p>
+      <w:pPr>
+        <w:spacing w:line="360" w:lineRule="auto"/>
+        <w:jc w:val="both"/>
+        <w:rPr>
+          <w:rFonts w:ascii="Times New Roman" w:hAnsi="Times New Roman" w:cs="Times New Roman"/>
+          <w:sz w:val="26"/>
+          <w:szCs w:val="26"/>
+          <w:lang w:val="en-US"/>
+        </w:rPr>
+      </w:pPr>
+    </w:p>
+    <w:p>
+      <w:pPr>
+        <w:pStyle w:val="ListParagraph"/>
+        <w:numPr>
+          <w:ilvl w:val="0"/>
+          <w:numId w:val="11"/>
+        </w:numPr>
+        <w:spacing w:line="360" w:lineRule="auto"/>
+        <w:ind w:left="1985" w:hanging="709"/>
+        <w:jc w:val="both"/>
+        <w:rPr>
+          <w:rFonts w:ascii="Times New Roman" w:hAnsi="Times New Roman" w:cs="Times New Roman"/>
+          <w:sz w:val="26"/>
+          <w:szCs w:val="26"/>
+          <w:lang w:val="en-US"/>
+        </w:rPr>
+      </w:pPr>
+      <w:r>
+        <w:rPr>
+          <w:rFonts w:ascii="Times New Roman" w:hAnsi="Times New Roman" w:cs="Times New Roman"/>
+          <w:sz w:val="26"/>
+          <w:szCs w:val="26"/>
+          <w:lang w:val="en-US"/>
+        </w:rPr>
+        <w:t>Yêu cầu về kỹ thuật</w:t>
       </w:r>
     </w:p>
     <w:p>
@@ -3789,7 +3805,7 @@
           <w:szCs w:val="26"/>
           <w:lang w:val="en-US"/>
         </w:rPr>
-        <w:t>Đối tượng nghiên cứu</w:t>
+        <w:t>Phạm vi đề tài</w:t>
       </w:r>
     </w:p>
     <w:p>
@@ -3832,6 +3848,49 @@
           <w:szCs w:val="26"/>
           <w:lang w:val="en-US"/>
         </w:rPr>
+        <w:t>Đối tượng nghiên cứu</w:t>
+      </w:r>
+    </w:p>
+    <w:p>
+      <w:pPr>
+        <w:spacing w:line="360" w:lineRule="auto"/>
+        <w:jc w:val="both"/>
+        <w:rPr>
+          <w:rFonts w:ascii="Times New Roman" w:hAnsi="Times New Roman" w:cs="Times New Roman"/>
+          <w:sz w:val="26"/>
+          <w:szCs w:val="26"/>
+          <w:lang w:val="en-US"/>
+        </w:rPr>
+      </w:pPr>
+    </w:p>
+    <w:p>
+      <w:pPr>
+        <w:pStyle w:val="ListParagraph"/>
+        <w:numPr>
+          <w:ilvl w:val="0"/>
+          <w:numId w:val="2"/>
+        </w:numPr>
+        <w:spacing w:line="360" w:lineRule="auto"/>
+        <w:ind w:left="851" w:hanging="425"/>
+        <w:jc w:val="both"/>
+        <w:rPr>
+          <w:rFonts w:ascii="Times New Roman" w:hAnsi="Times New Roman" w:cs="Times New Roman"/>
+          <w:b/>
+          <w:bCs/>
+          <w:sz w:val="26"/>
+          <w:szCs w:val="26"/>
+          <w:lang w:val="en-US"/>
+        </w:rPr>
+      </w:pPr>
+      <w:r>
+        <w:rPr>
+          <w:rFonts w:ascii="Times New Roman" w:hAnsi="Times New Roman" w:cs="Times New Roman"/>
+          <w:b/>
+          <w:bCs/>
+          <w:sz w:val="26"/>
+          <w:szCs w:val="26"/>
+          <w:lang w:val="en-US"/>
+        </w:rPr>
         <w:t>Bố cục đề tài</w:t>
       </w:r>
     </w:p>
@@ -3892,6 +3951,17 @@
         </w:rPr>
         <w:lastRenderedPageBreak/>
         <w:t>CHƯƠNG 2. CƠ SỞ LÝ THUYẾT</w:t>
+      </w:r>
+      <w:r>
+        <w:rPr>
+          <w:rFonts w:ascii="Times New Roman" w:hAnsi="Times New Roman" w:cs="Times New Roman"/>
+          <w:b/>
+          <w:bCs/>
+          <w:sz w:val="26"/>
+          <w:szCs w:val="26"/>
+          <w:lang w:val="en-US"/>
+        </w:rPr>
+        <w:t xml:space="preserve"> VÀ TỔNG QUAN</w:t>
       </w:r>
     </w:p>
     <w:p>
@@ -3934,18 +4004,51 @@
           <w:szCs w:val="26"/>
           <w:lang w:val="en-US"/>
         </w:rPr>
-        <w:t xml:space="preserve">Lý </w:t>
-      </w:r>
-      <w:r>
-        <w:rPr>
-          <w:rFonts w:ascii="Times New Roman" w:hAnsi="Times New Roman" w:cs="Times New Roman"/>
-          <w:b/>
-          <w:bCs/>
-          <w:sz w:val="26"/>
-          <w:szCs w:val="26"/>
-          <w:lang w:val="en-US"/>
-        </w:rPr>
-        <w:t>thuyết trò chơi và thuật toán Minimax</w:t>
+        <w:t>Tổng quan về trò chơi T</w:t>
+      </w:r>
+      <w:r>
+        <w:rPr>
+          <w:rFonts w:ascii="Times New Roman" w:hAnsi="Times New Roman" w:cs="Times New Roman"/>
+          <w:b/>
+          <w:bCs/>
+          <w:sz w:val="26"/>
+          <w:szCs w:val="26"/>
+          <w:lang w:val="en-US"/>
+        </w:rPr>
+        <w:t>ic</w:t>
+      </w:r>
+      <w:r>
+        <w:rPr>
+          <w:rFonts w:ascii="Times New Roman" w:hAnsi="Times New Roman" w:cs="Times New Roman"/>
+          <w:b/>
+          <w:bCs/>
+          <w:sz w:val="26"/>
+          <w:szCs w:val="26"/>
+          <w:lang w:val="en-US"/>
+        </w:rPr>
+        <w:t xml:space="preserve"> t</w:t>
+      </w:r>
+      <w:r>
+        <w:rPr>
+          <w:rFonts w:ascii="Times New Roman" w:hAnsi="Times New Roman" w:cs="Times New Roman"/>
+          <w:b/>
+          <w:bCs/>
+          <w:sz w:val="26"/>
+          <w:szCs w:val="26"/>
+          <w:lang w:val="en-US"/>
+        </w:rPr>
+        <w:t>ac</w:t>
+      </w:r>
+      <w:r>
+        <w:rPr>
+          <w:rFonts w:ascii="Times New Roman" w:hAnsi="Times New Roman" w:cs="Times New Roman"/>
+          <w:b/>
+          <w:bCs/>
+          <w:sz w:val="26"/>
+          <w:szCs w:val="26"/>
+          <w:lang w:val="en-US"/>
+        </w:rPr>
+        <w:t xml:space="preserve"> toe</w:t>
       </w:r>
     </w:p>
     <w:p>
@@ -3988,7 +4091,29 @@
           <w:szCs w:val="26"/>
           <w:lang w:val="en-US"/>
         </w:rPr>
-        <w:t>Thuật toán Alpha-Beta Pruning</w:t>
+        <w:t>Lý thuyết trò chơi và thuật toán Minimax</w:t>
+      </w:r>
+      <w:r>
+        <w:rPr>
+          <w:rFonts w:ascii="Times New Roman" w:hAnsi="Times New Roman" w:cs="Times New Roman"/>
+          <w:b/>
+          <w:bCs/>
+          <w:sz w:val="26"/>
+          <w:szCs w:val="26"/>
+          <w:lang w:val="en-US"/>
+        </w:rPr>
+        <w:t xml:space="preserve"> </w:t>
+      </w:r>
+      <w:r>
+        <w:rPr>
+          <w:rFonts w:ascii="Times New Roman" w:hAnsi="Times New Roman" w:cs="Times New Roman"/>
+          <w:b/>
+          <w:bCs/>
+          <w:sz w:val="26"/>
+          <w:szCs w:val="26"/>
+          <w:lang w:val="en-US"/>
+        </w:rPr>
+        <w:tab/>
       </w:r>
     </w:p>
     <w:p>
@@ -4031,6 +4156,94 @@
           <w:szCs w:val="26"/>
           <w:lang w:val="en-US"/>
         </w:rPr>
+        <w:t>Thuật toán Alpha-Beta Pruning</w:t>
+      </w:r>
+    </w:p>
+    <w:p>
+      <w:pPr>
+        <w:spacing w:line="360" w:lineRule="auto"/>
+        <w:jc w:val="both"/>
+        <w:rPr>
+          <w:rFonts w:ascii="Times New Roman" w:hAnsi="Times New Roman" w:cs="Times New Roman"/>
+          <w:b/>
+          <w:bCs/>
+          <w:sz w:val="26"/>
+          <w:szCs w:val="26"/>
+          <w:lang w:val="en-US"/>
+        </w:rPr>
+      </w:pPr>
+    </w:p>
+    <w:p>
+      <w:pPr>
+        <w:pStyle w:val="ListParagraph"/>
+        <w:numPr>
+          <w:ilvl w:val="0"/>
+          <w:numId w:val="3"/>
+        </w:numPr>
+        <w:spacing w:line="360" w:lineRule="auto"/>
+        <w:ind w:left="851" w:hanging="425"/>
+        <w:jc w:val="both"/>
+        <w:rPr>
+          <w:rFonts w:ascii="Times New Roman" w:hAnsi="Times New Roman" w:cs="Times New Roman"/>
+          <w:b/>
+          <w:bCs/>
+          <w:sz w:val="26"/>
+          <w:szCs w:val="26"/>
+          <w:lang w:val="en-US"/>
+        </w:rPr>
+      </w:pPr>
+      <w:r>
+        <w:rPr>
+          <w:rFonts w:ascii="Times New Roman" w:hAnsi="Times New Roman" w:cs="Times New Roman"/>
+          <w:b/>
+          <w:bCs/>
+          <w:sz w:val="26"/>
+          <w:szCs w:val="26"/>
+          <w:lang w:val="en-US"/>
+        </w:rPr>
+        <w:t>Thuật toán IDDFS</w:t>
+      </w:r>
+    </w:p>
+    <w:p>
+      <w:pPr>
+        <w:spacing w:line="360" w:lineRule="auto"/>
+        <w:jc w:val="both"/>
+        <w:rPr>
+          <w:rFonts w:ascii="Times New Roman" w:hAnsi="Times New Roman" w:cs="Times New Roman"/>
+          <w:sz w:val="26"/>
+          <w:szCs w:val="26"/>
+          <w:lang w:val="en-US"/>
+        </w:rPr>
+      </w:pPr>
+    </w:p>
+    <w:p>
+      <w:pPr>
+        <w:pStyle w:val="ListParagraph"/>
+        <w:numPr>
+          <w:ilvl w:val="0"/>
+          <w:numId w:val="3"/>
+        </w:numPr>
+        <w:spacing w:line="360" w:lineRule="auto"/>
+        <w:ind w:left="851" w:hanging="425"/>
+        <w:jc w:val="both"/>
+        <w:rPr>
+          <w:rFonts w:ascii="Times New Roman" w:hAnsi="Times New Roman" w:cs="Times New Roman"/>
+          <w:b/>
+          <w:bCs/>
+          <w:sz w:val="26"/>
+          <w:szCs w:val="26"/>
+          <w:lang w:val="en-US"/>
+        </w:rPr>
+      </w:pPr>
+      <w:r>
+        <w:rPr>
+          <w:rFonts w:ascii="Times New Roman" w:hAnsi="Times New Roman" w:cs="Times New Roman"/>
+          <w:b/>
+          <w:bCs/>
+          <w:sz w:val="26"/>
+          <w:szCs w:val="26"/>
+          <w:lang w:val="en-US"/>
+        </w:rPr>
         <w:t>Giới thiệu DQN và Double DQN</w:t>
       </w:r>
     </w:p>
@@ -4280,6 +4493,163 @@
           <w:szCs w:val="26"/>
           <w:lang w:val="en-US"/>
         </w:rPr>
+        <w:t>Giải pháp đề xuất</w:t>
+      </w:r>
+    </w:p>
+    <w:p>
+      <w:pPr>
+        <w:pStyle w:val="ListParagraph"/>
+        <w:numPr>
+          <w:ilvl w:val="0"/>
+          <w:numId w:val="8"/>
+        </w:numPr>
+        <w:spacing w:line="360" w:lineRule="auto"/>
+        <w:ind w:left="1985" w:hanging="709"/>
+        <w:jc w:val="both"/>
+        <w:rPr>
+          <w:rFonts w:ascii="Times New Roman" w:hAnsi="Times New Roman" w:cs="Times New Roman"/>
+          <w:sz w:val="26"/>
+          <w:szCs w:val="26"/>
+          <w:lang w:val="en-US"/>
+        </w:rPr>
+      </w:pPr>
+      <w:r>
+        <w:rPr>
+          <w:rFonts w:ascii="Times New Roman" w:hAnsi="Times New Roman" w:cs="Times New Roman"/>
+          <w:sz w:val="26"/>
+          <w:szCs w:val="26"/>
+          <w:lang w:val="en-US"/>
+        </w:rPr>
+        <w:t>Chế độ easy</w:t>
+      </w:r>
+      <w:r>
+        <w:rPr>
+          <w:rFonts w:ascii="Times New Roman" w:hAnsi="Times New Roman" w:cs="Times New Roman"/>
+          <w:sz w:val="26"/>
+          <w:szCs w:val="26"/>
+          <w:lang w:val="en-US"/>
+        </w:rPr>
+        <w:t xml:space="preserve"> – thuật toán IDDFS</w:t>
+      </w:r>
+    </w:p>
+    <w:p>
+      <w:pPr>
+        <w:spacing w:line="360" w:lineRule="auto"/>
+        <w:jc w:val="both"/>
+        <w:rPr>
+          <w:rFonts w:ascii="Times New Roman" w:hAnsi="Times New Roman" w:cs="Times New Roman"/>
+          <w:sz w:val="26"/>
+          <w:szCs w:val="26"/>
+          <w:lang w:val="en-US"/>
+        </w:rPr>
+      </w:pPr>
+    </w:p>
+    <w:p>
+      <w:pPr>
+        <w:pStyle w:val="ListParagraph"/>
+        <w:numPr>
+          <w:ilvl w:val="0"/>
+          <w:numId w:val="8"/>
+        </w:numPr>
+        <w:spacing w:line="360" w:lineRule="auto"/>
+        <w:ind w:left="1985" w:hanging="709"/>
+        <w:jc w:val="both"/>
+        <w:rPr>
+          <w:rFonts w:ascii="Times New Roman" w:hAnsi="Times New Roman" w:cs="Times New Roman"/>
+          <w:sz w:val="26"/>
+          <w:szCs w:val="26"/>
+          <w:lang w:val="en-US"/>
+        </w:rPr>
+      </w:pPr>
+      <w:r>
+        <w:rPr>
+          <w:rFonts w:ascii="Times New Roman" w:hAnsi="Times New Roman" w:cs="Times New Roman"/>
+          <w:sz w:val="26"/>
+          <w:szCs w:val="26"/>
+          <w:lang w:val="en-US"/>
+        </w:rPr>
+        <w:t>Chế độ medium – thuật toán Alpha-Beta Pruning (giới hạn độ sâu)</w:t>
+      </w:r>
+    </w:p>
+    <w:p>
+      <w:pPr>
+        <w:spacing w:line="360" w:lineRule="auto"/>
+        <w:jc w:val="both"/>
+        <w:rPr>
+          <w:rFonts w:ascii="Times New Roman" w:hAnsi="Times New Roman" w:cs="Times New Roman"/>
+          <w:sz w:val="26"/>
+          <w:szCs w:val="26"/>
+          <w:lang w:val="en-US"/>
+        </w:rPr>
+      </w:pPr>
+    </w:p>
+    <w:p>
+      <w:pPr>
+        <w:pStyle w:val="ListParagraph"/>
+        <w:numPr>
+          <w:ilvl w:val="0"/>
+          <w:numId w:val="8"/>
+        </w:numPr>
+        <w:spacing w:line="360" w:lineRule="auto"/>
+        <w:ind w:left="1985" w:hanging="709"/>
+        <w:jc w:val="both"/>
+        <w:rPr>
+          <w:rFonts w:ascii="Times New Roman" w:hAnsi="Times New Roman" w:cs="Times New Roman"/>
+          <w:sz w:val="26"/>
+          <w:szCs w:val="26"/>
+          <w:lang w:val="en-US"/>
+        </w:rPr>
+      </w:pPr>
+      <w:r>
+        <w:rPr>
+          <w:rFonts w:ascii="Times New Roman" w:hAnsi="Times New Roman" w:cs="Times New Roman"/>
+          <w:sz w:val="26"/>
+          <w:szCs w:val="26"/>
+          <w:lang w:val="en-US"/>
+        </w:rPr>
+        <w:t>Chế độ hard – thuật toán Alpha-Beta Prunning (giới hạn độ sâu) với thuật toán Double DQN</w:t>
+      </w:r>
+    </w:p>
+    <w:p>
+      <w:pPr>
+        <w:spacing w:line="360" w:lineRule="auto"/>
+        <w:jc w:val="both"/>
+        <w:rPr>
+          <w:rFonts w:ascii="Times New Roman" w:hAnsi="Times New Roman" w:cs="Times New Roman"/>
+          <w:sz w:val="26"/>
+          <w:szCs w:val="26"/>
+          <w:lang w:val="en-US"/>
+        </w:rPr>
+      </w:pPr>
+    </w:p>
+    <w:p>
+      <w:pPr>
+        <w:pStyle w:val="ListParagraph"/>
+        <w:numPr>
+          <w:ilvl w:val="0"/>
+          <w:numId w:val="4"/>
+        </w:numPr>
+        <w:spacing w:line="360" w:lineRule="auto"/>
+        <w:ind w:left="851" w:hanging="425"/>
+        <w:jc w:val="both"/>
+        <w:rPr>
+          <w:rFonts w:ascii="Times New Roman" w:hAnsi="Times New Roman" w:cs="Times New Roman"/>
+          <w:b/>
+          <w:bCs/>
+          <w:sz w:val="26"/>
+          <w:szCs w:val="26"/>
+          <w:lang w:val="en-US"/>
+        </w:rPr>
+      </w:pPr>
+      <w:r>
+        <w:rPr>
+          <w:rFonts w:ascii="Times New Roman" w:hAnsi="Times New Roman" w:cs="Times New Roman"/>
+          <w:b/>
+          <w:bCs/>
+          <w:sz w:val="26"/>
+          <w:szCs w:val="26"/>
+          <w:lang w:val="en-US"/>
+        </w:rPr>
         <w:t>Xây dựng giao diện sản phẩm</w:t>
       </w:r>
     </w:p>
@@ -4425,6 +4795,267 @@
           <w:lang w:val="en-US"/>
         </w:rPr>
         <w:t>Giao diện chơi với người và máy</w:t>
+      </w:r>
+    </w:p>
+    <w:p>
+      <w:pPr>
+        <w:spacing w:line="360" w:lineRule="auto"/>
+        <w:jc w:val="both"/>
+        <w:rPr>
+          <w:rFonts w:ascii="Times New Roman" w:hAnsi="Times New Roman" w:cs="Times New Roman"/>
+          <w:sz w:val="26"/>
+          <w:szCs w:val="26"/>
+          <w:lang w:val="en-US"/>
+        </w:rPr>
+      </w:pPr>
+    </w:p>
+    <w:p>
+      <w:pPr>
+        <w:pStyle w:val="ListParagraph"/>
+        <w:numPr>
+          <w:ilvl w:val="0"/>
+          <w:numId w:val="4"/>
+        </w:numPr>
+        <w:spacing w:line="360" w:lineRule="auto"/>
+        <w:ind w:left="851" w:hanging="425"/>
+        <w:jc w:val="both"/>
+        <w:rPr>
+          <w:rFonts w:ascii="Times New Roman" w:hAnsi="Times New Roman" w:cs="Times New Roman"/>
+          <w:b/>
+          <w:bCs/>
+          <w:sz w:val="26"/>
+          <w:szCs w:val="26"/>
+          <w:lang w:val="en-US"/>
+        </w:rPr>
+      </w:pPr>
+      <w:r>
+        <w:rPr>
+          <w:rFonts w:ascii="Times New Roman" w:hAnsi="Times New Roman" w:cs="Times New Roman"/>
+          <w:b/>
+          <w:bCs/>
+          <w:sz w:val="26"/>
+          <w:szCs w:val="26"/>
+          <w:lang w:val="en-US"/>
+        </w:rPr>
+        <w:t>Kết quả thực hiện</w:t>
+      </w:r>
+    </w:p>
+    <w:p>
+      <w:pPr>
+        <w:pStyle w:val="ListParagraph"/>
+        <w:numPr>
+          <w:ilvl w:val="0"/>
+          <w:numId w:val="9"/>
+        </w:numPr>
+        <w:spacing w:line="360" w:lineRule="auto"/>
+        <w:ind w:left="1985" w:hanging="709"/>
+        <w:jc w:val="both"/>
+        <w:rPr>
+          <w:rFonts w:ascii="Times New Roman" w:hAnsi="Times New Roman" w:cs="Times New Roman"/>
+          <w:sz w:val="26"/>
+          <w:szCs w:val="26"/>
+          <w:lang w:val="en-US"/>
+        </w:rPr>
+      </w:pPr>
+      <w:r>
+        <w:rPr>
+          <w:rFonts w:ascii="Times New Roman" w:hAnsi="Times New Roman" w:cs="Times New Roman"/>
+          <w:sz w:val="26"/>
+          <w:szCs w:val="26"/>
+          <w:lang w:val="en-US"/>
+        </w:rPr>
+        <w:t>Mô tả sản phẩm đã hoàn thành</w:t>
+      </w:r>
+    </w:p>
+    <w:p>
+      <w:pPr>
+        <w:spacing w:line="360" w:lineRule="auto"/>
+        <w:jc w:val="both"/>
+        <w:rPr>
+          <w:rFonts w:ascii="Times New Roman" w:hAnsi="Times New Roman" w:cs="Times New Roman"/>
+          <w:sz w:val="26"/>
+          <w:szCs w:val="26"/>
+          <w:lang w:val="en-US"/>
+        </w:rPr>
+      </w:pPr>
+    </w:p>
+    <w:p>
+      <w:pPr>
+        <w:pStyle w:val="ListParagraph"/>
+        <w:numPr>
+          <w:ilvl w:val="0"/>
+          <w:numId w:val="9"/>
+        </w:numPr>
+        <w:spacing w:line="360" w:lineRule="auto"/>
+        <w:ind w:left="1985" w:hanging="709"/>
+        <w:jc w:val="both"/>
+        <w:rPr>
+          <w:rFonts w:ascii="Times New Roman" w:hAnsi="Times New Roman" w:cs="Times New Roman"/>
+          <w:sz w:val="26"/>
+          <w:szCs w:val="26"/>
+          <w:lang w:val="en-US"/>
+        </w:rPr>
+      </w:pPr>
+      <w:r>
+        <w:rPr>
+          <w:rFonts w:ascii="Times New Roman" w:hAnsi="Times New Roman" w:cs="Times New Roman"/>
+          <w:sz w:val="26"/>
+          <w:szCs w:val="26"/>
+          <w:lang w:val="en-US"/>
+        </w:rPr>
+        <w:t>Demo các chế độ chơi</w:t>
+      </w:r>
+    </w:p>
+    <w:p>
+      <w:pPr>
+        <w:spacing w:line="360" w:lineRule="auto"/>
+        <w:jc w:val="both"/>
+        <w:rPr>
+          <w:rFonts w:ascii="Times New Roman" w:hAnsi="Times New Roman" w:cs="Times New Roman"/>
+          <w:sz w:val="26"/>
+          <w:szCs w:val="26"/>
+          <w:lang w:val="en-US"/>
+        </w:rPr>
+      </w:pPr>
+    </w:p>
+    <w:p>
+      <w:pPr>
+        <w:pStyle w:val="ListParagraph"/>
+        <w:numPr>
+          <w:ilvl w:val="0"/>
+          <w:numId w:val="4"/>
+        </w:numPr>
+        <w:spacing w:line="360" w:lineRule="auto"/>
+        <w:ind w:left="851" w:hanging="425"/>
+        <w:jc w:val="both"/>
+        <w:rPr>
+          <w:rFonts w:ascii="Times New Roman" w:hAnsi="Times New Roman" w:cs="Times New Roman"/>
+          <w:b/>
+          <w:bCs/>
+          <w:sz w:val="26"/>
+          <w:szCs w:val="26"/>
+          <w:lang w:val="en-US"/>
+        </w:rPr>
+      </w:pPr>
+      <w:r>
+        <w:rPr>
+          <w:rFonts w:ascii="Times New Roman" w:hAnsi="Times New Roman" w:cs="Times New Roman"/>
+          <w:b/>
+          <w:bCs/>
+          <w:sz w:val="26"/>
+          <w:szCs w:val="26"/>
+          <w:lang w:val="en-US"/>
+        </w:rPr>
+        <w:t>Đánh giá kết quả</w:t>
+      </w:r>
+    </w:p>
+    <w:p>
+      <w:pPr>
+        <w:pStyle w:val="ListParagraph"/>
+        <w:numPr>
+          <w:ilvl w:val="0"/>
+          <w:numId w:val="10"/>
+        </w:numPr>
+        <w:spacing w:line="360" w:lineRule="auto"/>
+        <w:ind w:left="1985" w:hanging="709"/>
+        <w:jc w:val="both"/>
+        <w:rPr>
+          <w:rFonts w:ascii="Times New Roman" w:hAnsi="Times New Roman" w:cs="Times New Roman"/>
+          <w:sz w:val="26"/>
+          <w:szCs w:val="26"/>
+          <w:lang w:val="en-US"/>
+        </w:rPr>
+      </w:pPr>
+      <w:r>
+        <w:rPr>
+          <w:rFonts w:ascii="Times New Roman" w:hAnsi="Times New Roman" w:cs="Times New Roman"/>
+          <w:sz w:val="26"/>
+          <w:szCs w:val="26"/>
+          <w:lang w:val="en-US"/>
+        </w:rPr>
+        <w:t>Mức độ đáp ứng mục tiêu</w:t>
+      </w:r>
+    </w:p>
+    <w:p>
+      <w:pPr>
+        <w:spacing w:line="360" w:lineRule="auto"/>
+        <w:jc w:val="both"/>
+        <w:rPr>
+          <w:rFonts w:ascii="Times New Roman" w:hAnsi="Times New Roman" w:cs="Times New Roman"/>
+          <w:sz w:val="26"/>
+          <w:szCs w:val="26"/>
+          <w:lang w:val="en-US"/>
+        </w:rPr>
+      </w:pPr>
+    </w:p>
+    <w:p>
+      <w:pPr>
+        <w:pStyle w:val="ListParagraph"/>
+        <w:numPr>
+          <w:ilvl w:val="0"/>
+          <w:numId w:val="10"/>
+        </w:numPr>
+        <w:spacing w:line="360" w:lineRule="auto"/>
+        <w:ind w:left="1985" w:hanging="709"/>
+        <w:jc w:val="both"/>
+        <w:rPr>
+          <w:rFonts w:ascii="Times New Roman" w:hAnsi="Times New Roman" w:cs="Times New Roman"/>
+          <w:sz w:val="26"/>
+          <w:szCs w:val="26"/>
+          <w:lang w:val="en-US"/>
+        </w:rPr>
+      </w:pPr>
+      <w:r>
+        <w:rPr>
+          <w:rFonts w:ascii="Times New Roman" w:hAnsi="Times New Roman" w:cs="Times New Roman"/>
+          <w:sz w:val="26"/>
+          <w:szCs w:val="26"/>
+          <w:lang w:val="en-US"/>
+        </w:rPr>
+        <w:t>Ưu điểm, hạn chế</w:t>
+      </w:r>
+    </w:p>
+    <w:p>
+      <w:pPr>
+        <w:spacing w:line="360" w:lineRule="auto"/>
+        <w:jc w:val="both"/>
+        <w:rPr>
+          <w:rFonts w:ascii="Times New Roman" w:hAnsi="Times New Roman" w:cs="Times New Roman"/>
+          <w:sz w:val="26"/>
+          <w:szCs w:val="26"/>
+          <w:lang w:val="en-US"/>
+        </w:rPr>
+      </w:pPr>
+    </w:p>
+    <w:p>
+      <w:pPr>
+        <w:pStyle w:val="ListParagraph"/>
+        <w:numPr>
+          <w:ilvl w:val="0"/>
+          <w:numId w:val="4"/>
+        </w:numPr>
+        <w:spacing w:line="360" w:lineRule="auto"/>
+        <w:ind w:left="851" w:hanging="425"/>
+        <w:jc w:val="both"/>
+        <w:rPr>
+          <w:rFonts w:ascii="Times New Roman" w:hAnsi="Times New Roman" w:cs="Times New Roman"/>
+          <w:b/>
+          <w:bCs/>
+          <w:sz w:val="26"/>
+          <w:szCs w:val="26"/>
+          <w:lang w:val="en-US"/>
+        </w:rPr>
+      </w:pPr>
+      <w:r>
+        <w:rPr>
+          <w:rFonts w:ascii="Times New Roman" w:hAnsi="Times New Roman" w:cs="Times New Roman"/>
+          <w:b/>
+          <w:bCs/>
+          <w:sz w:val="26"/>
+          <w:szCs w:val="26"/>
+          <w:lang w:val="en-US"/>
+        </w:rPr>
+        <w:t>Tính sáng tạo và điểm nổi bật của đề tài</w:t>
       </w:r>
     </w:p>
     <w:p>
@@ -4845,6 +5476,95 @@
 <file path=word/numbering.xml><?xml version="1.0" encoding="utf-8"?>
 <w:numbering xmlns:wpc="http://schemas.microsoft.com/office/word/2010/wordprocessingCanvas" xmlns:cx="http://schemas.microsoft.com/office/drawing/2014/chartex" xmlns:cx1="http://schemas.microsoft.com/office/drawing/2015/9/8/chartex" xmlns:cx2="http://schemas.microsoft.com/office/drawing/2015/10/21/chartex" xmlns:cx3="http://schemas.microsoft.com/office/drawing/2016/5/9/chartex" xmlns:cx4="http://schemas.microsoft.com/office/drawing/2016/5/10/chartex" xmlns:cx5="http://schemas.microsoft.com/office/drawing/2016/5/11/chartex" xmlns:cx6="http://schemas.microsoft.com/office/drawing/2016/5/12/chartex" xmlns:cx7="http://schemas.microsoft.com/office/drawing/2016/5/13/chartex" xmlns:cx8="http://schemas.microsoft.com/office/drawing/2016/5/14/chartex" xmlns:mc="http://schemas.openxmlformats.org/markup-compatibility/2006" xmlns:aink="http://schemas.microsoft.com/office/drawing/2016/ink" xmlns:am3d="http://schemas.microsoft.com/office/drawing/2017/model3d" xmlns:o="urn:schemas-microsoft-com:office:office" xmlns:oel="http://schemas.microsoft.com/office/2019/extlst" xmlns:r="http://schemas.openxmlformats.org/officeDocument/2006/relationships" xmlns:m="http://schemas.openxmlformats.org/officeDocument/2006/math" xmlns:v="urn:schemas-microsoft-com:vml" xmlns:wp14="http://schemas.microsoft.com/office/word/2010/wordprocessingDrawing" xmlns:wp="http://schemas.openxmlformats.org/drawingml/2006/wordprocessingDrawing" xmlns:w10="urn:schemas-microsoft-com:office:word" xmlns:w="http://schemas.openxmlformats.org/wordprocessingml/2006/main" xmlns:w14="http://schemas.microsoft.com/office/word/2010/wordml" xmlns:w15="http://schemas.microsoft.com/office/word/2012/wordml" xmlns:w16cex="http://schemas.microsoft.com/office/word/2018/wordml/cex" xmlns:w16cid="http://schemas.microsoft.com/office/word/2016/wordml/cid" xmlns:w16="http://schemas.microsoft.com/office/word/2018/wordml" xmlns:w16du="http://schemas.microsoft.com/office/word/2023/wordml/word16du" xmlns:w16sdtdh="http://schemas.microsoft.com/office/word/2020/wordml/sdtdatahash" xmlns:w16sdtfl="http://schemas.microsoft.com/office/word/2024/wordml/sdtformatlock" xmlns:w16se="http://schemas.microsoft.com/office/word/2015/wordml/symex" xmlns:wpg="http://schemas.microsoft.com/office/word/2010/wordprocessingGroup" xmlns:wpi="http://schemas.microsoft.com/office/word/2010/wordprocessingInk" xmlns:wne="http://schemas.microsoft.com/office/word/2006/wordml" xmlns:wps="http://schemas.microsoft.com/office/word/2010/wordprocessingShape" mc:Ignorable="w14 w15 w16se w16cid w16 w16cex w16sdtdh w16sdtfl w16du wp14">
   <w:abstractNum w:abstractNumId="0" w15:restartNumberingAfterBreak="0">
+    <w:nsid w:val="221C4776"/>
+    <w:multiLevelType w:val="hybridMultilevel"/>
+    <w:tmpl w:val="5DBA261C"/>
+    <w:lvl w:ilvl="0" w:tplc="35905D94">
+      <w:start w:val="1"/>
+      <w:numFmt w:val="decimal"/>
+      <w:lvlText w:val="3.4.%1"/>
+      <w:lvlJc w:val="left"/>
+      <w:pPr>
+        <w:ind w:left="1440" w:hanging="360"/>
+      </w:pPr>
+      <w:rPr>
+        <w:rFonts w:hint="default"/>
+      </w:rPr>
+    </w:lvl>
+    <w:lvl w:ilvl="1" w:tplc="04090019" w:tentative="1">
+      <w:start w:val="1"/>
+      <w:numFmt w:val="lowerLetter"/>
+      <w:lvlText w:val="%2."/>
+      <w:lvlJc w:val="left"/>
+      <w:pPr>
+        <w:ind w:left="2160" w:hanging="360"/>
+      </w:pPr>
+    </w:lvl>
+    <w:lvl w:ilvl="2" w:tplc="0409001B" w:tentative="1">
+      <w:start w:val="1"/>
+      <w:numFmt w:val="lowerRoman"/>
+      <w:lvlText w:val="%3."/>
+      <w:lvlJc w:val="right"/>
+      <w:pPr>
+        <w:ind w:left="2880" w:hanging="180"/>
+      </w:pPr>
+    </w:lvl>
+    <w:lvl w:ilvl="3" w:tplc="0409000F" w:tentative="1">
+      <w:start w:val="1"/>
+      <w:numFmt w:val="decimal"/>
+      <w:lvlText w:val="%4."/>
+      <w:lvlJc w:val="left"/>
+      <w:pPr>
+        <w:ind w:left="3600" w:hanging="360"/>
+      </w:pPr>
+    </w:lvl>
+    <w:lvl w:ilvl="4" w:tplc="04090019" w:tentative="1">
+      <w:start w:val="1"/>
+      <w:numFmt w:val="lowerLetter"/>
+      <w:lvlText w:val="%5."/>
+      <w:lvlJc w:val="left"/>
+      <w:pPr>
+        <w:ind w:left="4320" w:hanging="360"/>
+      </w:pPr>
+    </w:lvl>
+    <w:lvl w:ilvl="5" w:tplc="0409001B" w:tentative="1">
+      <w:start w:val="1"/>
+      <w:numFmt w:val="lowerRoman"/>
+      <w:lvlText w:val="%6."/>
+      <w:lvlJc w:val="right"/>
+      <w:pPr>
+        <w:ind w:left="5040" w:hanging="180"/>
+      </w:pPr>
+    </w:lvl>
+    <w:lvl w:ilvl="6" w:tplc="0409000F" w:tentative="1">
+      <w:start w:val="1"/>
+      <w:numFmt w:val="decimal"/>
+      <w:lvlText w:val="%7."/>
+      <w:lvlJc w:val="left"/>
+      <w:pPr>
+        <w:ind w:left="5760" w:hanging="360"/>
+      </w:pPr>
+    </w:lvl>
+    <w:lvl w:ilvl="7" w:tplc="04090019" w:tentative="1">
+      <w:start w:val="1"/>
+      <w:numFmt w:val="lowerLetter"/>
+      <w:lvlText w:val="%8."/>
+      <w:lvlJc w:val="left"/>
+      <w:pPr>
+        <w:ind w:left="6480" w:hanging="360"/>
+      </w:pPr>
+    </w:lvl>
+    <w:lvl w:ilvl="8" w:tplc="0409001B" w:tentative="1">
+      <w:start w:val="1"/>
+      <w:numFmt w:val="lowerRoman"/>
+      <w:lvlText w:val="%9."/>
+      <w:lvlJc w:val="right"/>
+      <w:pPr>
+        <w:ind w:left="7200" w:hanging="180"/>
+      </w:pPr>
+    </w:lvl>
+  </w:abstractNum>
+  <w:abstractNum w:abstractNumId="1" w15:restartNumberingAfterBreak="0">
     <w:nsid w:val="246A1DCD"/>
     <w:multiLevelType w:val="hybridMultilevel"/>
     <w:tmpl w:val="0020147E"/>
@@ -4935,7 +5655,7 @@
       </w:pPr>
     </w:lvl>
   </w:abstractNum>
-  <w:abstractNum w:abstractNumId="1" w15:restartNumberingAfterBreak="0">
+  <w:abstractNum w:abstractNumId="2" w15:restartNumberingAfterBreak="0">
     <w:nsid w:val="2A5E082A"/>
     <w:multiLevelType w:val="hybridMultilevel"/>
     <w:tmpl w:val="CA802CEA"/>
@@ -5024,7 +5744,7 @@
       </w:pPr>
     </w:lvl>
   </w:abstractNum>
-  <w:abstractNum w:abstractNumId="2" w15:restartNumberingAfterBreak="0">
+  <w:abstractNum w:abstractNumId="3" w15:restartNumberingAfterBreak="0">
     <w:nsid w:val="2B0D55B6"/>
     <w:multiLevelType w:val="hybridMultilevel"/>
     <w:tmpl w:val="5DC85CE4"/>
@@ -5115,14 +5835,14 @@
       </w:pPr>
     </w:lvl>
   </w:abstractNum>
-  <w:abstractNum w:abstractNumId="3" w15:restartNumberingAfterBreak="0">
-    <w:nsid w:val="6D035EEC"/>
+  <w:abstractNum w:abstractNumId="4" w15:restartNumberingAfterBreak="0">
+    <w:nsid w:val="53FE7E79"/>
     <w:multiLevelType w:val="hybridMultilevel"/>
-    <w:tmpl w:val="AB820442"/>
-    <w:lvl w:ilvl="0" w:tplc="98A4728A">
+    <w:tmpl w:val="93B4CE38"/>
+    <w:lvl w:ilvl="0" w:tplc="5F00E1F4">
       <w:start w:val="1"/>
       <w:numFmt w:val="decimal"/>
-      <w:lvlText w:val="3.2.%1"/>
+      <w:lvlText w:val="1.3.%1"/>
       <w:lvlJc w:val="left"/>
       <w:pPr>
         <w:ind w:left="1571" w:hanging="360"/>
@@ -5206,7 +5926,278 @@
       </w:pPr>
     </w:lvl>
   </w:abstractNum>
-  <w:abstractNum w:abstractNumId="4" w15:restartNumberingAfterBreak="0">
+  <w:abstractNum w:abstractNumId="5" w15:restartNumberingAfterBreak="0">
+    <w:nsid w:val="5A7A3A3C"/>
+    <w:multiLevelType w:val="hybridMultilevel"/>
+    <w:tmpl w:val="871E2272"/>
+    <w:lvl w:ilvl="0" w:tplc="DD547B6A">
+      <w:start w:val="1"/>
+      <w:numFmt w:val="decimal"/>
+      <w:lvlText w:val="3.5.%1"/>
+      <w:lvlJc w:val="left"/>
+      <w:pPr>
+        <w:ind w:left="1440" w:hanging="360"/>
+      </w:pPr>
+      <w:rPr>
+        <w:rFonts w:hint="default"/>
+      </w:rPr>
+    </w:lvl>
+    <w:lvl w:ilvl="1" w:tplc="04090019" w:tentative="1">
+      <w:start w:val="1"/>
+      <w:numFmt w:val="lowerLetter"/>
+      <w:lvlText w:val="%2."/>
+      <w:lvlJc w:val="left"/>
+      <w:pPr>
+        <w:ind w:left="2160" w:hanging="360"/>
+      </w:pPr>
+    </w:lvl>
+    <w:lvl w:ilvl="2" w:tplc="0409001B" w:tentative="1">
+      <w:start w:val="1"/>
+      <w:numFmt w:val="lowerRoman"/>
+      <w:lvlText w:val="%3."/>
+      <w:lvlJc w:val="right"/>
+      <w:pPr>
+        <w:ind w:left="2880" w:hanging="180"/>
+      </w:pPr>
+    </w:lvl>
+    <w:lvl w:ilvl="3" w:tplc="0409000F" w:tentative="1">
+      <w:start w:val="1"/>
+      <w:numFmt w:val="decimal"/>
+      <w:lvlText w:val="%4."/>
+      <w:lvlJc w:val="left"/>
+      <w:pPr>
+        <w:ind w:left="3600" w:hanging="360"/>
+      </w:pPr>
+    </w:lvl>
+    <w:lvl w:ilvl="4" w:tplc="04090019" w:tentative="1">
+      <w:start w:val="1"/>
+      <w:numFmt w:val="lowerLetter"/>
+      <w:lvlText w:val="%5."/>
+      <w:lvlJc w:val="left"/>
+      <w:pPr>
+        <w:ind w:left="4320" w:hanging="360"/>
+      </w:pPr>
+    </w:lvl>
+    <w:lvl w:ilvl="5" w:tplc="0409001B" w:tentative="1">
+      <w:start w:val="1"/>
+      <w:numFmt w:val="lowerRoman"/>
+      <w:lvlText w:val="%6."/>
+      <w:lvlJc w:val="right"/>
+      <w:pPr>
+        <w:ind w:left="5040" w:hanging="180"/>
+      </w:pPr>
+    </w:lvl>
+    <w:lvl w:ilvl="6" w:tplc="0409000F" w:tentative="1">
+      <w:start w:val="1"/>
+      <w:numFmt w:val="decimal"/>
+      <w:lvlText w:val="%7."/>
+      <w:lvlJc w:val="left"/>
+      <w:pPr>
+        <w:ind w:left="5760" w:hanging="360"/>
+      </w:pPr>
+    </w:lvl>
+    <w:lvl w:ilvl="7" w:tplc="04090019" w:tentative="1">
+      <w:start w:val="1"/>
+      <w:numFmt w:val="lowerLetter"/>
+      <w:lvlText w:val="%8."/>
+      <w:lvlJc w:val="left"/>
+      <w:pPr>
+        <w:ind w:left="6480" w:hanging="360"/>
+      </w:pPr>
+    </w:lvl>
+    <w:lvl w:ilvl="8" w:tplc="0409001B" w:tentative="1">
+      <w:start w:val="1"/>
+      <w:numFmt w:val="lowerRoman"/>
+      <w:lvlText w:val="%9."/>
+      <w:lvlJc w:val="right"/>
+      <w:pPr>
+        <w:ind w:left="7200" w:hanging="180"/>
+      </w:pPr>
+    </w:lvl>
+  </w:abstractNum>
+  <w:abstractNum w:abstractNumId="6" w15:restartNumberingAfterBreak="0">
+    <w:nsid w:val="64C06A17"/>
+    <w:multiLevelType w:val="hybridMultilevel"/>
+    <w:tmpl w:val="732CC9C8"/>
+    <w:lvl w:ilvl="0" w:tplc="98A4728A">
+      <w:start w:val="1"/>
+      <w:numFmt w:val="decimal"/>
+      <w:lvlText w:val="3.2.%1"/>
+      <w:lvlJc w:val="left"/>
+      <w:pPr>
+        <w:ind w:left="1571" w:hanging="360"/>
+      </w:pPr>
+      <w:rPr>
+        <w:rFonts w:hint="default"/>
+        <w:sz w:val="28"/>
+        <w:szCs w:val="28"/>
+      </w:rPr>
+    </w:lvl>
+    <w:lvl w:ilvl="1" w:tplc="04090019" w:tentative="1">
+      <w:start w:val="1"/>
+      <w:numFmt w:val="lowerLetter"/>
+      <w:lvlText w:val="%2."/>
+      <w:lvlJc w:val="left"/>
+      <w:pPr>
+        <w:ind w:left="2291" w:hanging="360"/>
+      </w:pPr>
+    </w:lvl>
+    <w:lvl w:ilvl="2" w:tplc="0409001B" w:tentative="1">
+      <w:start w:val="1"/>
+      <w:numFmt w:val="lowerRoman"/>
+      <w:lvlText w:val="%3."/>
+      <w:lvlJc w:val="right"/>
+      <w:pPr>
+        <w:ind w:left="3011" w:hanging="180"/>
+      </w:pPr>
+    </w:lvl>
+    <w:lvl w:ilvl="3" w:tplc="0409000F" w:tentative="1">
+      <w:start w:val="1"/>
+      <w:numFmt w:val="decimal"/>
+      <w:lvlText w:val="%4."/>
+      <w:lvlJc w:val="left"/>
+      <w:pPr>
+        <w:ind w:left="3731" w:hanging="360"/>
+      </w:pPr>
+    </w:lvl>
+    <w:lvl w:ilvl="4" w:tplc="04090019" w:tentative="1">
+      <w:start w:val="1"/>
+      <w:numFmt w:val="lowerLetter"/>
+      <w:lvlText w:val="%5."/>
+      <w:lvlJc w:val="left"/>
+      <w:pPr>
+        <w:ind w:left="4451" w:hanging="360"/>
+      </w:pPr>
+    </w:lvl>
+    <w:lvl w:ilvl="5" w:tplc="0409001B" w:tentative="1">
+      <w:start w:val="1"/>
+      <w:numFmt w:val="lowerRoman"/>
+      <w:lvlText w:val="%6."/>
+      <w:lvlJc w:val="right"/>
+      <w:pPr>
+        <w:ind w:left="5171" w:hanging="180"/>
+      </w:pPr>
+    </w:lvl>
+    <w:lvl w:ilvl="6" w:tplc="0409000F" w:tentative="1">
+      <w:start w:val="1"/>
+      <w:numFmt w:val="decimal"/>
+      <w:lvlText w:val="%7."/>
+      <w:lvlJc w:val="left"/>
+      <w:pPr>
+        <w:ind w:left="5891" w:hanging="360"/>
+      </w:pPr>
+    </w:lvl>
+    <w:lvl w:ilvl="7" w:tplc="04090019" w:tentative="1">
+      <w:start w:val="1"/>
+      <w:numFmt w:val="lowerLetter"/>
+      <w:lvlText w:val="%8."/>
+      <w:lvlJc w:val="left"/>
+      <w:pPr>
+        <w:ind w:left="6611" w:hanging="360"/>
+      </w:pPr>
+    </w:lvl>
+    <w:lvl w:ilvl="8" w:tplc="0409001B" w:tentative="1">
+      <w:start w:val="1"/>
+      <w:numFmt w:val="lowerRoman"/>
+      <w:lvlText w:val="%9."/>
+      <w:lvlJc w:val="right"/>
+      <w:pPr>
+        <w:ind w:left="7331" w:hanging="180"/>
+      </w:pPr>
+    </w:lvl>
+  </w:abstractNum>
+  <w:abstractNum w:abstractNumId="7" w15:restartNumberingAfterBreak="0">
+    <w:nsid w:val="6D035EEC"/>
+    <w:multiLevelType w:val="hybridMultilevel"/>
+    <w:tmpl w:val="AB820442"/>
+    <w:lvl w:ilvl="0" w:tplc="98A4728A">
+      <w:start w:val="1"/>
+      <w:numFmt w:val="decimal"/>
+      <w:lvlText w:val="3.2.%1"/>
+      <w:lvlJc w:val="left"/>
+      <w:pPr>
+        <w:ind w:left="1571" w:hanging="360"/>
+      </w:pPr>
+      <w:rPr>
+        <w:rFonts w:hint="default"/>
+        <w:sz w:val="28"/>
+        <w:szCs w:val="28"/>
+      </w:rPr>
+    </w:lvl>
+    <w:lvl w:ilvl="1" w:tplc="04090019" w:tentative="1">
+      <w:start w:val="1"/>
+      <w:numFmt w:val="lowerLetter"/>
+      <w:lvlText w:val="%2."/>
+      <w:lvlJc w:val="left"/>
+      <w:pPr>
+        <w:ind w:left="2291" w:hanging="360"/>
+      </w:pPr>
+    </w:lvl>
+    <w:lvl w:ilvl="2" w:tplc="0409001B" w:tentative="1">
+      <w:start w:val="1"/>
+      <w:numFmt w:val="lowerRoman"/>
+      <w:lvlText w:val="%3."/>
+      <w:lvlJc w:val="right"/>
+      <w:pPr>
+        <w:ind w:left="3011" w:hanging="180"/>
+      </w:pPr>
+    </w:lvl>
+    <w:lvl w:ilvl="3" w:tplc="0409000F" w:tentative="1">
+      <w:start w:val="1"/>
+      <w:numFmt w:val="decimal"/>
+      <w:lvlText w:val="%4."/>
+      <w:lvlJc w:val="left"/>
+      <w:pPr>
+        <w:ind w:left="3731" w:hanging="360"/>
+      </w:pPr>
+    </w:lvl>
+    <w:lvl w:ilvl="4" w:tplc="04090019" w:tentative="1">
+      <w:start w:val="1"/>
+      <w:numFmt w:val="lowerLetter"/>
+      <w:lvlText w:val="%5."/>
+      <w:lvlJc w:val="left"/>
+      <w:pPr>
+        <w:ind w:left="4451" w:hanging="360"/>
+      </w:pPr>
+    </w:lvl>
+    <w:lvl w:ilvl="5" w:tplc="0409001B" w:tentative="1">
+      <w:start w:val="1"/>
+      <w:numFmt w:val="lowerRoman"/>
+      <w:lvlText w:val="%6."/>
+      <w:lvlJc w:val="right"/>
+      <w:pPr>
+        <w:ind w:left="5171" w:hanging="180"/>
+      </w:pPr>
+    </w:lvl>
+    <w:lvl w:ilvl="6" w:tplc="0409000F" w:tentative="1">
+      <w:start w:val="1"/>
+      <w:numFmt w:val="decimal"/>
+      <w:lvlText w:val="%7."/>
+      <w:lvlJc w:val="left"/>
+      <w:pPr>
+        <w:ind w:left="5891" w:hanging="360"/>
+      </w:pPr>
+    </w:lvl>
+    <w:lvl w:ilvl="7" w:tplc="04090019" w:tentative="1">
+      <w:start w:val="1"/>
+      <w:numFmt w:val="lowerLetter"/>
+      <w:lvlText w:val="%8."/>
+      <w:lvlJc w:val="left"/>
+      <w:pPr>
+        <w:ind w:left="6611" w:hanging="360"/>
+      </w:pPr>
+    </w:lvl>
+    <w:lvl w:ilvl="8" w:tplc="0409001B" w:tentative="1">
+      <w:start w:val="1"/>
+      <w:numFmt w:val="lowerRoman"/>
+      <w:lvlText w:val="%9."/>
+      <w:lvlJc w:val="right"/>
+      <w:pPr>
+        <w:ind w:left="7331" w:hanging="180"/>
+      </w:pPr>
+    </w:lvl>
+  </w:abstractNum>
+  <w:abstractNum w:abstractNumId="8" w15:restartNumberingAfterBreak="0">
     <w:nsid w:val="70036424"/>
     <w:multiLevelType w:val="hybridMultilevel"/>
     <w:tmpl w:val="97865CF0"/>
@@ -5318,7 +6309,7 @@
       </w:rPr>
     </w:lvl>
   </w:abstractNum>
-  <w:abstractNum w:abstractNumId="5" w15:restartNumberingAfterBreak="0">
+  <w:abstractNum w:abstractNumId="9" w15:restartNumberingAfterBreak="0">
     <w:nsid w:val="75E17D26"/>
     <w:multiLevelType w:val="hybridMultilevel"/>
     <w:tmpl w:val="2FEA9C1C"/>
@@ -5409,10 +6400,10 @@
       </w:pPr>
     </w:lvl>
   </w:abstractNum>
-  <w:abstractNum w:abstractNumId="6" w15:restartNumberingAfterBreak="0">
+  <w:abstractNum w:abstractNumId="10" w15:restartNumberingAfterBreak="0">
     <w:nsid w:val="77BE0292"/>
     <w:multiLevelType w:val="hybridMultilevel"/>
-    <w:tmpl w:val="CBB8F0DE"/>
+    <w:tmpl w:val="0DB8A6FE"/>
     <w:lvl w:ilvl="0" w:tplc="243A3F98">
       <w:start w:val="1"/>
       <w:numFmt w:val="decimal"/>
@@ -5501,25 +6492,37 @@
     </w:lvl>
   </w:abstractNum>
   <w:num w:numId="1" w16cid:durableId="673191197">
-    <w:abstractNumId w:val="4"/>
+    <w:abstractNumId w:val="8"/>
   </w:num>
   <w:num w:numId="2" w16cid:durableId="989987033">
+    <w:abstractNumId w:val="2"/>
+  </w:num>
+  <w:num w:numId="3" w16cid:durableId="1958413833">
+    <w:abstractNumId w:val="9"/>
+  </w:num>
+  <w:num w:numId="4" w16cid:durableId="968514523">
+    <w:abstractNumId w:val="10"/>
+  </w:num>
+  <w:num w:numId="5" w16cid:durableId="1891648525">
+    <w:abstractNumId w:val="3"/>
+  </w:num>
+  <w:num w:numId="6" w16cid:durableId="630400549">
     <w:abstractNumId w:val="1"/>
   </w:num>
-  <w:num w:numId="3" w16cid:durableId="1958413833">
+  <w:num w:numId="7" w16cid:durableId="1151824726">
+    <w:abstractNumId w:val="7"/>
+  </w:num>
+  <w:num w:numId="8" w16cid:durableId="255596017">
+    <w:abstractNumId w:val="6"/>
+  </w:num>
+  <w:num w:numId="9" w16cid:durableId="903494533">
+    <w:abstractNumId w:val="0"/>
+  </w:num>
+  <w:num w:numId="10" w16cid:durableId="592200990">
     <w:abstractNumId w:val="5"/>
   </w:num>
-  <w:num w:numId="4" w16cid:durableId="968514523">
-    <w:abstractNumId w:val="6"/>
-  </w:num>
-  <w:num w:numId="5" w16cid:durableId="1891648525">
-    <w:abstractNumId w:val="2"/>
-  </w:num>
-  <w:num w:numId="6" w16cid:durableId="630400549">
-    <w:abstractNumId w:val="0"/>
-  </w:num>
-  <w:num w:numId="7" w16cid:durableId="1151824726">
-    <w:abstractNumId w:val="3"/>
+  <w:num w:numId="11" w16cid:durableId="917901381">
+    <w:abstractNumId w:val="4"/>
   </w:num>
 </w:numbering>
 </file>
